--- a/Opgave 5 Groen ontgroeien/Opgave 5 Groen ontgroeien – nieuws met visual.docx
+++ b/Opgave 5 Groen ontgroeien/Opgave 5 Groen ontgroeien – nieuws met visual.docx
@@ -46,56 +46,6 @@
           <w:szCs w:val="21"/>
         </w:rPr>
         <w:t xml:space="preserve">Het Centraal Bureau voor de Statistiek meldt dat het reguliere bbp in 2025 met 1,8% groeide, maar het groen bbp — gecorrigeerd voor milieuschade — daalde met 0,3%. De milieuschade door CO₂-uitstoot en biodiversiteitsverlies overtrof de economische groei. Milieuorganisaties pleiten voor een beleid dat het groen bbp centraal stelt. Het kabinet erkent het probleem maar wijst op de werkgelegenheidseffecten van economische groei.</w:t>
-      </w:r>
-    </w:p>
-    <w:p>
-      <w:pPr>
-        <w:spacing w:after="40"/>
-      </w:pPr>
-    </w:p>
-    <w:p>
-      <w:pPr>
-        <w:spacing w:after="80"/>
-      </w:pPr>
-      <w:r>
-        <w:drawing>
-          <wp:inline distT="0" distB="0" distL="0" distR="0">
-            <wp:extent cx="2095500" cy="2762250"/>
-            <wp:effectExtent t="0" r="0" b="0" l="0"/>
-            <wp:docPr id="1" name="" descr="" title=""/>
-            <wp:cNvGraphicFramePr>
-              <a:graphicFrameLocks xmlns:a="http://schemas.openxmlformats.org/drawingml/2006/main" noChangeAspect="1"/>
-            </wp:cNvGraphicFramePr>
-            <a:graphic xmlns:a="http://schemas.openxmlformats.org/drawingml/2006/main">
-              <a:graphicData uri="http://schemas.openxmlformats.org/drawingml/2006/picture">
-                <pic:pic xmlns:pic="http://schemas.openxmlformats.org/drawingml/2006/picture">
-                  <pic:nvPicPr>
-                    <pic:cNvPr id="0" name="" descr=""/>
-                    <pic:cNvPicPr>
-                      <a:picLocks noChangeAspect="1" noChangeArrowheads="1"/>
-                    </pic:cNvPicPr>
-                  </pic:nvPicPr>
-                  <pic:blipFill>
-                    <a:blip r:embed="rId9" cstate="none"/>
-                    <a:srcRect/>
-                    <a:stretch>
-                      <a:fillRect/>
-                    </a:stretch>
-                  </pic:blipFill>
-                  <pic:spPr bwMode="auto">
-                    <a:xfrm>
-                      <a:off x="0" y="0"/>
-                      <a:ext cx="2095500" cy="2762250"/>
-                    </a:xfrm>
-                    <a:prstGeom prst="rect">
-                      <a:avLst/>
-                    </a:prstGeom>
-                  </pic:spPr>
-                </pic:pic>
-              </a:graphicData>
-            </a:graphic>
-          </wp:inline>
-        </w:drawing>
       </w:r>
     </w:p>
     <w:p>

--- a/Opgave 5 Groen ontgroeien/Opgave 5 Groen ontgroeien – nieuws met visual.docx
+++ b/Opgave 5 Groen ontgroeien/Opgave 5 Groen ontgroeien – nieuws met visual.docx
@@ -244,11 +244,7 @@
         <w:t xml:space="preserve">De overheid kan de overheidsbestedingen verhogen. Leg uit dat dit het groen bbp zowel kan verhogen als verlagen.</w:t>
       </w:r>
     </w:p>
-    <w:p>
-      <w:r>
-        <w:br w:type="page"/>
-      </w:r>
-    </w:p>
+    <w:p/>
     <w:p>
       <w:pPr>
         <w:spacing w:after="100"/>
